--- a/Projeto de Software e Segurança da Informação - 2026/Projeto de Software/Provas/3A/P1 - Finalizada.docx
+++ b/Projeto de Software e Segurança da Informação - 2026/Projeto de Software/Provas/3A/P1 - Finalizada.docx
@@ -1105,20 +1105,170 @@
         </w:rPr>
         <w:t xml:space="preserve"> </w:t>
       </w:r>
+      <w:proofErr w:type="gramStart"/>
+      <w:r>
+        <w:rPr>
+          <w:b/>
+          <w:bCs/>
+          <w:color w:val="000000"/>
+          <w:sz w:val="28"/>
+          <w:szCs w:val="28"/>
+          <w:lang w:val="en-US"/>
+        </w:rPr>
+        <w:t>nome;</w:t>
+      </w:r>
+      <w:proofErr w:type="gramEnd"/>
+    </w:p>
+    <w:p>
+      <w:pPr>
+        <w:pStyle w:val="Pr-formataoHTML"/>
+        <w:shd w:val="clear" w:color="auto" w:fill="FFFFFF"/>
+        <w:rPr>
+          <w:sz w:val="18"/>
+          <w:szCs w:val="18"/>
+          <w:lang w:val="en-US"/>
+        </w:rPr>
+      </w:pPr>
+      <w:r>
+        <w:rPr>
+          <w:sz w:val="18"/>
+          <w:szCs w:val="18"/>
+          <w:lang w:val="en-US"/>
+        </w:rPr>
+        <w:t xml:space="preserve">   </w:t>
+      </w:r>
+      <w:r>
+        <w:rPr>
+          <w:b/>
+          <w:bCs/>
+          <w:color w:val="0033B3"/>
+          <w:sz w:val="28"/>
+          <w:szCs w:val="28"/>
+          <w:lang w:val="en-US"/>
+        </w:rPr>
+        <w:t xml:space="preserve">public </w:t>
+      </w:r>
+      <w:proofErr w:type="gramStart"/>
+      <w:r>
+        <w:rPr>
+          <w:b/>
+          <w:bCs/>
+          <w:color w:val="00627A"/>
+          <w:sz w:val="28"/>
+          <w:szCs w:val="28"/>
+          <w:lang w:val="en-US"/>
+        </w:rPr>
+        <w:t>Animal</w:t>
+      </w:r>
+      <w:r>
+        <w:rPr>
+          <w:b/>
+          <w:bCs/>
+          <w:color w:val="000000"/>
+          <w:sz w:val="28"/>
+          <w:szCs w:val="28"/>
+          <w:lang w:val="en-US"/>
+        </w:rPr>
+        <w:t>(</w:t>
+      </w:r>
+      <w:proofErr w:type="gramEnd"/>
+      <w:r>
+        <w:rPr>
+          <w:b/>
+          <w:bCs/>
+          <w:color w:val="000000"/>
+          <w:sz w:val="28"/>
+          <w:szCs w:val="28"/>
+          <w:lang w:val="en-US"/>
+        </w:rPr>
+        <w:t xml:space="preserve">String </w:t>
+      </w:r>
+      <w:proofErr w:type="gramStart"/>
+      <w:r>
+        <w:rPr>
+          <w:b/>
+          <w:bCs/>
+          <w:color w:val="000000"/>
+          <w:sz w:val="28"/>
+          <w:szCs w:val="28"/>
+          <w:lang w:val="en-US"/>
+        </w:rPr>
+        <w:t>nome){</w:t>
+      </w:r>
+      <w:proofErr w:type="gramEnd"/>
+    </w:p>
+    <w:p>
+      <w:pPr>
+        <w:pStyle w:val="Pr-formataoHTML"/>
+        <w:shd w:val="clear" w:color="auto" w:fill="FFFFFF"/>
+        <w:rPr>
+          <w:sz w:val="18"/>
+          <w:szCs w:val="18"/>
+          <w:lang w:val="en-US"/>
+        </w:rPr>
+      </w:pPr>
+      <w:r>
+        <w:rPr>
+          <w:sz w:val="18"/>
+          <w:szCs w:val="18"/>
+          <w:lang w:val="en-US"/>
+        </w:rPr>
+        <w:t xml:space="preserve">        </w:t>
+      </w:r>
       <w:proofErr w:type="spellStart"/>
       <w:proofErr w:type="gramStart"/>
       <w:r>
         <w:rPr>
           <w:b/>
           <w:bCs/>
+          <w:color w:val="0033B3"/>
+          <w:sz w:val="28"/>
+          <w:szCs w:val="28"/>
+          <w:lang w:val="en-US"/>
+        </w:rPr>
+        <w:t>this</w:t>
+      </w:r>
+      <w:r>
+        <w:rPr>
+          <w:b/>
+          <w:bCs/>
+          <w:color w:val="871094"/>
+          <w:sz w:val="28"/>
+          <w:szCs w:val="28"/>
+          <w:lang w:val="en-US"/>
+        </w:rPr>
+        <w:t>.nome</w:t>
+      </w:r>
+      <w:proofErr w:type="spellEnd"/>
+      <w:proofErr w:type="gramEnd"/>
+      <w:r>
+        <w:rPr>
+          <w:sz w:val="18"/>
+          <w:szCs w:val="18"/>
+          <w:lang w:val="en-US"/>
+        </w:rPr>
+        <w:t xml:space="preserve"> </w:t>
+      </w:r>
+      <w:r>
+        <w:rPr>
+          <w:b/>
+          <w:bCs/>
           <w:color w:val="000000"/>
           <w:sz w:val="28"/>
           <w:szCs w:val="28"/>
           <w:lang w:val="en-US"/>
         </w:rPr>
-        <w:t>nome</w:t>
-      </w:r>
-      <w:proofErr w:type="spellEnd"/>
+        <w:t>=</w:t>
+      </w:r>
+      <w:r>
+        <w:rPr>
+          <w:sz w:val="18"/>
+          <w:szCs w:val="18"/>
+          <w:lang w:val="en-US"/>
+        </w:rPr>
+        <w:t xml:space="preserve"> </w:t>
+      </w:r>
+      <w:proofErr w:type="gramStart"/>
       <w:r>
         <w:rPr>
           <w:b/>
@@ -1128,6 +1278,14 @@
           <w:szCs w:val="28"/>
           <w:lang w:val="en-US"/>
         </w:rPr>
+        <w:t>nome</w:t>
+      </w:r>
+      <w:r>
+        <w:rPr>
+          <w:sz w:val="18"/>
+          <w:szCs w:val="18"/>
+          <w:lang w:val="en-US"/>
+        </w:rPr>
         <w:t>;</w:t>
       </w:r>
       <w:proofErr w:type="gramEnd"/>
@@ -1137,18 +1295,73 @@
         <w:pStyle w:val="Pr-formataoHTML"/>
         <w:shd w:val="clear" w:color="auto" w:fill="FFFFFF"/>
         <w:rPr>
+          <w:b/>
+          <w:bCs/>
+          <w:color w:val="000000"/>
+          <w:sz w:val="28"/>
+          <w:szCs w:val="28"/>
+          <w:lang w:val="en-US"/>
+        </w:rPr>
+      </w:pPr>
+      <w:r>
+        <w:rPr>
           <w:sz w:val="18"/>
           <w:szCs w:val="18"/>
           <w:lang w:val="en-US"/>
         </w:rPr>
-      </w:pPr>
-      <w:r>
+        <w:t xml:space="preserve">   </w:t>
+      </w:r>
+      <w:r>
+        <w:rPr>
+          <w:b/>
+          <w:bCs/>
+          <w:color w:val="000000"/>
+          <w:sz w:val="28"/>
+          <w:szCs w:val="28"/>
+          <w:lang w:val="en-US"/>
+        </w:rPr>
+        <w:t>}</w:t>
+      </w:r>
+    </w:p>
+    <w:p>
+      <w:pPr>
+        <w:pStyle w:val="Pr-formataoHTML"/>
+        <w:shd w:val="clear" w:color="auto" w:fill="FFFFFF"/>
         <w:rPr>
           <w:sz w:val="18"/>
           <w:szCs w:val="18"/>
           <w:lang w:val="en-US"/>
         </w:rPr>
-        <w:t xml:space="preserve">   </w:t>
+      </w:pPr>
+      <w:r>
+        <w:rPr>
+          <w:b/>
+          <w:bCs/>
+          <w:color w:val="000000"/>
+          <w:sz w:val="28"/>
+          <w:szCs w:val="28"/>
+          <w:lang w:val="en-US"/>
+        </w:rPr>
+        <w:t>}</w:t>
+      </w:r>
+      <w:r>
+        <w:rPr>
+          <w:b/>
+          <w:bCs/>
+          <w:color w:val="000000"/>
+          <w:sz w:val="28"/>
+          <w:szCs w:val="28"/>
+          <w:lang w:val="en-US"/>
+        </w:rPr>
+        <w:br/>
+      </w:r>
+      <w:r>
+        <w:rPr>
+          <w:sz w:val="18"/>
+          <w:szCs w:val="18"/>
+          <w:lang w:val="en-US"/>
+        </w:rPr>
+        <w:br/>
       </w:r>
       <w:r>
         <w:rPr>
@@ -1159,7 +1372,131 @@
           <w:szCs w:val="28"/>
           <w:lang w:val="en-US"/>
         </w:rPr>
-        <w:t xml:space="preserve">public </w:t>
+        <w:t>public</w:t>
+      </w:r>
+      <w:r>
+        <w:rPr>
+          <w:sz w:val="18"/>
+          <w:szCs w:val="18"/>
+          <w:lang w:val="en-US"/>
+        </w:rPr>
+        <w:t xml:space="preserve"> </w:t>
+      </w:r>
+      <w:r>
+        <w:rPr>
+          <w:b/>
+          <w:bCs/>
+          <w:color w:val="0033B3"/>
+          <w:sz w:val="28"/>
+          <w:szCs w:val="28"/>
+          <w:lang w:val="en-US"/>
+        </w:rPr>
+        <w:t>class</w:t>
+      </w:r>
+      <w:r>
+        <w:rPr>
+          <w:sz w:val="18"/>
+          <w:szCs w:val="18"/>
+          <w:lang w:val="en-US"/>
+        </w:rPr>
+        <w:t xml:space="preserve"> </w:t>
+      </w:r>
+      <w:r>
+        <w:rPr>
+          <w:b/>
+          <w:bCs/>
+          <w:color w:val="000000"/>
+          <w:sz w:val="28"/>
+          <w:szCs w:val="28"/>
+          <w:lang w:val="en-US"/>
+        </w:rPr>
+        <w:t>Gato</w:t>
+      </w:r>
+      <w:r>
+        <w:rPr>
+          <w:sz w:val="18"/>
+          <w:szCs w:val="18"/>
+          <w:lang w:val="en-US"/>
+        </w:rPr>
+        <w:t xml:space="preserve"> </w:t>
+      </w:r>
+      <w:r>
+        <w:rPr>
+          <w:b/>
+          <w:bCs/>
+          <w:color w:val="0033B3"/>
+          <w:sz w:val="28"/>
+          <w:szCs w:val="28"/>
+          <w:lang w:val="en-US"/>
+        </w:rPr>
+        <w:t>extends</w:t>
+      </w:r>
+      <w:r>
+        <w:rPr>
+          <w:sz w:val="18"/>
+          <w:szCs w:val="18"/>
+          <w:lang w:val="en-US"/>
+        </w:rPr>
+        <w:t xml:space="preserve"> </w:t>
+      </w:r>
+      <w:r>
+        <w:rPr>
+          <w:b/>
+          <w:bCs/>
+          <w:color w:val="000000"/>
+          <w:sz w:val="28"/>
+          <w:szCs w:val="28"/>
+          <w:lang w:val="en-US"/>
+        </w:rPr>
+        <w:t>Animal</w:t>
+      </w:r>
+      <w:r>
+        <w:rPr>
+          <w:sz w:val="18"/>
+          <w:szCs w:val="18"/>
+          <w:lang w:val="en-US"/>
+        </w:rPr>
+        <w:t xml:space="preserve"> {</w:t>
+      </w:r>
+    </w:p>
+    <w:p>
+      <w:pPr>
+        <w:pStyle w:val="Pr-formataoHTML"/>
+        <w:shd w:val="clear" w:color="auto" w:fill="FFFFFF"/>
+        <w:rPr>
+          <w:b/>
+          <w:bCs/>
+          <w:color w:val="000000"/>
+          <w:sz w:val="28"/>
+          <w:szCs w:val="28"/>
+        </w:rPr>
+      </w:pPr>
+      <w:r>
+        <w:rPr>
+          <w:sz w:val="18"/>
+          <w:szCs w:val="18"/>
+          <w:lang w:val="en-US"/>
+        </w:rPr>
+        <w:t xml:space="preserve">    </w:t>
+      </w:r>
+      <w:proofErr w:type="spellStart"/>
+      <w:r>
+        <w:rPr>
+          <w:b/>
+          <w:bCs/>
+          <w:color w:val="0033B3"/>
+          <w:sz w:val="28"/>
+          <w:szCs w:val="28"/>
+        </w:rPr>
+        <w:t>public</w:t>
+      </w:r>
+      <w:proofErr w:type="spellEnd"/>
+      <w:r>
+        <w:rPr>
+          <w:sz w:val="18"/>
+          <w:szCs w:val="18"/>
+        </w:rPr>
+        <w:t xml:space="preserve"> </w:t>
       </w:r>
       <w:proofErr w:type="gramStart"/>
       <w:r>
@@ -1169,9 +1506,8 @@
           <w:color w:val="00627A"/>
           <w:sz w:val="28"/>
           <w:szCs w:val="28"/>
-          <w:lang w:val="en-US"/>
-        </w:rPr>
-        <w:t>Animal</w:t>
+        </w:rPr>
+        <w:t>Gato</w:t>
       </w:r>
       <w:r>
         <w:rPr>
@@ -1180,7 +1516,6 @@
           <w:color w:val="000000"/>
           <w:sz w:val="28"/>
           <w:szCs w:val="28"/>
-          <w:lang w:val="en-US"/>
         </w:rPr>
         <w:t>(</w:t>
       </w:r>
@@ -1192,382 +1527,8 @@
           <w:color w:val="000000"/>
           <w:sz w:val="28"/>
           <w:szCs w:val="28"/>
-          <w:lang w:val="en-US"/>
-        </w:rPr>
-        <w:t xml:space="preserve">String </w:t>
-      </w:r>
-      <w:proofErr w:type="spellStart"/>
-      <w:proofErr w:type="gramStart"/>
-      <w:r>
-        <w:rPr>
-          <w:b/>
-          <w:bCs/>
-          <w:color w:val="000000"/>
-          <w:sz w:val="28"/>
-          <w:szCs w:val="28"/>
-          <w:lang w:val="en-US"/>
-        </w:rPr>
-        <w:t>nome</w:t>
-      </w:r>
-      <w:proofErr w:type="spellEnd"/>
-      <w:r>
-        <w:rPr>
-          <w:b/>
-          <w:bCs/>
-          <w:color w:val="000000"/>
-          <w:sz w:val="28"/>
-          <w:szCs w:val="28"/>
-          <w:lang w:val="en-US"/>
-        </w:rPr>
-        <w:t>){</w:t>
-      </w:r>
-      <w:proofErr w:type="gramEnd"/>
-    </w:p>
-    <w:p>
-      <w:pPr>
-        <w:pStyle w:val="Pr-formataoHTML"/>
-        <w:shd w:val="clear" w:color="auto" w:fill="FFFFFF"/>
-        <w:rPr>
-          <w:sz w:val="18"/>
-          <w:szCs w:val="18"/>
-          <w:lang w:val="en-US"/>
-        </w:rPr>
-      </w:pPr>
-      <w:r>
-        <w:rPr>
-          <w:sz w:val="18"/>
-          <w:szCs w:val="18"/>
-          <w:lang w:val="en-US"/>
-        </w:rPr>
-        <w:t xml:space="preserve">        </w:t>
-      </w:r>
-      <w:proofErr w:type="spellStart"/>
-      <w:proofErr w:type="gramStart"/>
-      <w:r>
-        <w:rPr>
-          <w:b/>
-          <w:bCs/>
-          <w:color w:val="0033B3"/>
-          <w:sz w:val="28"/>
-          <w:szCs w:val="28"/>
-          <w:lang w:val="en-US"/>
-        </w:rPr>
-        <w:t>this</w:t>
-      </w:r>
-      <w:r>
-        <w:rPr>
-          <w:b/>
-          <w:bCs/>
-          <w:color w:val="871094"/>
-          <w:sz w:val="28"/>
-          <w:szCs w:val="28"/>
-          <w:lang w:val="en-US"/>
-        </w:rPr>
-        <w:t>.nome</w:t>
-      </w:r>
-      <w:proofErr w:type="spellEnd"/>
-      <w:proofErr w:type="gramEnd"/>
-      <w:r>
-        <w:rPr>
-          <w:sz w:val="18"/>
-          <w:szCs w:val="18"/>
-          <w:lang w:val="en-US"/>
-        </w:rPr>
-        <w:t xml:space="preserve"> </w:t>
-      </w:r>
-      <w:r>
-        <w:rPr>
-          <w:b/>
-          <w:bCs/>
-          <w:color w:val="000000"/>
-          <w:sz w:val="28"/>
-          <w:szCs w:val="28"/>
-          <w:lang w:val="en-US"/>
-        </w:rPr>
-        <w:t>=</w:t>
-      </w:r>
-      <w:r>
-        <w:rPr>
-          <w:sz w:val="18"/>
-          <w:szCs w:val="18"/>
-          <w:lang w:val="en-US"/>
-        </w:rPr>
-        <w:t xml:space="preserve"> </w:t>
-      </w:r>
-      <w:proofErr w:type="spellStart"/>
-      <w:proofErr w:type="gramStart"/>
-      <w:r>
-        <w:rPr>
-          <w:b/>
-          <w:bCs/>
-          <w:color w:val="000000"/>
-          <w:sz w:val="28"/>
-          <w:szCs w:val="28"/>
-          <w:lang w:val="en-US"/>
-        </w:rPr>
-        <w:t>nome</w:t>
-      </w:r>
-      <w:proofErr w:type="spellEnd"/>
-      <w:r>
-        <w:rPr>
-          <w:sz w:val="18"/>
-          <w:szCs w:val="18"/>
-          <w:lang w:val="en-US"/>
-        </w:rPr>
-        <w:t>;</w:t>
-      </w:r>
-      <w:proofErr w:type="gramEnd"/>
-    </w:p>
-    <w:p>
-      <w:pPr>
-        <w:pStyle w:val="Pr-formataoHTML"/>
-        <w:shd w:val="clear" w:color="auto" w:fill="FFFFFF"/>
-        <w:rPr>
-          <w:b/>
-          <w:bCs/>
-          <w:color w:val="000000"/>
-          <w:sz w:val="28"/>
-          <w:szCs w:val="28"/>
-          <w:lang w:val="en-US"/>
-        </w:rPr>
-      </w:pPr>
-      <w:r>
-        <w:rPr>
-          <w:sz w:val="18"/>
-          <w:szCs w:val="18"/>
-          <w:lang w:val="en-US"/>
-        </w:rPr>
-        <w:t xml:space="preserve">   </w:t>
-      </w:r>
-      <w:r>
-        <w:rPr>
-          <w:b/>
-          <w:bCs/>
-          <w:color w:val="000000"/>
-          <w:sz w:val="28"/>
-          <w:szCs w:val="28"/>
-          <w:lang w:val="en-US"/>
-        </w:rPr>
-        <w:t>}</w:t>
-      </w:r>
-    </w:p>
-    <w:p>
-      <w:pPr>
-        <w:pStyle w:val="Pr-formataoHTML"/>
-        <w:shd w:val="clear" w:color="auto" w:fill="FFFFFF"/>
-        <w:rPr>
-          <w:sz w:val="18"/>
-          <w:szCs w:val="18"/>
-          <w:lang w:val="en-US"/>
-        </w:rPr>
-      </w:pPr>
-      <w:r>
-        <w:rPr>
-          <w:b/>
-          <w:bCs/>
-          <w:color w:val="000000"/>
-          <w:sz w:val="28"/>
-          <w:szCs w:val="28"/>
-          <w:lang w:val="en-US"/>
-        </w:rPr>
-        <w:t>}</w:t>
-      </w:r>
-      <w:r>
-        <w:rPr>
-          <w:b/>
-          <w:bCs/>
-          <w:color w:val="000000"/>
-          <w:sz w:val="28"/>
-          <w:szCs w:val="28"/>
-          <w:lang w:val="en-US"/>
-        </w:rPr>
-        <w:br/>
-      </w:r>
-      <w:r>
-        <w:rPr>
-          <w:sz w:val="18"/>
-          <w:szCs w:val="18"/>
-          <w:lang w:val="en-US"/>
-        </w:rPr>
-        <w:br/>
-      </w:r>
-      <w:r>
-        <w:rPr>
-          <w:b/>
-          <w:bCs/>
-          <w:color w:val="0033B3"/>
-          <w:sz w:val="28"/>
-          <w:szCs w:val="28"/>
-          <w:lang w:val="en-US"/>
-        </w:rPr>
-        <w:t>public</w:t>
-      </w:r>
-      <w:r>
-        <w:rPr>
-          <w:sz w:val="18"/>
-          <w:szCs w:val="18"/>
-          <w:lang w:val="en-US"/>
-        </w:rPr>
-        <w:t xml:space="preserve"> </w:t>
-      </w:r>
-      <w:r>
-        <w:rPr>
-          <w:b/>
-          <w:bCs/>
-          <w:color w:val="0033B3"/>
-          <w:sz w:val="28"/>
-          <w:szCs w:val="28"/>
-          <w:lang w:val="en-US"/>
-        </w:rPr>
-        <w:t>class</w:t>
-      </w:r>
-      <w:r>
-        <w:rPr>
-          <w:sz w:val="18"/>
-          <w:szCs w:val="18"/>
-          <w:lang w:val="en-US"/>
-        </w:rPr>
-        <w:t xml:space="preserve"> </w:t>
-      </w:r>
-      <w:r>
-        <w:rPr>
-          <w:b/>
-          <w:bCs/>
-          <w:color w:val="000000"/>
-          <w:sz w:val="28"/>
-          <w:szCs w:val="28"/>
-          <w:lang w:val="en-US"/>
-        </w:rPr>
-        <w:t>Gato</w:t>
-      </w:r>
-      <w:r>
-        <w:rPr>
-          <w:sz w:val="18"/>
-          <w:szCs w:val="18"/>
-          <w:lang w:val="en-US"/>
-        </w:rPr>
-        <w:t xml:space="preserve"> </w:t>
-      </w:r>
-      <w:r>
-        <w:rPr>
-          <w:b/>
-          <w:bCs/>
-          <w:color w:val="0033B3"/>
-          <w:sz w:val="28"/>
-          <w:szCs w:val="28"/>
-          <w:lang w:val="en-US"/>
-        </w:rPr>
-        <w:t>extends</w:t>
-      </w:r>
-      <w:r>
-        <w:rPr>
-          <w:sz w:val="18"/>
-          <w:szCs w:val="18"/>
-          <w:lang w:val="en-US"/>
-        </w:rPr>
-        <w:t xml:space="preserve"> </w:t>
-      </w:r>
-      <w:r>
-        <w:rPr>
-          <w:b/>
-          <w:bCs/>
-          <w:color w:val="000000"/>
-          <w:sz w:val="28"/>
-          <w:szCs w:val="28"/>
-          <w:lang w:val="en-US"/>
-        </w:rPr>
-        <w:t>Animal</w:t>
-      </w:r>
-      <w:r>
-        <w:rPr>
-          <w:sz w:val="18"/>
-          <w:szCs w:val="18"/>
-          <w:lang w:val="en-US"/>
-        </w:rPr>
-        <w:t xml:space="preserve"> {</w:t>
-      </w:r>
-    </w:p>
-    <w:p>
-      <w:pPr>
-        <w:pStyle w:val="Pr-formataoHTML"/>
-        <w:shd w:val="clear" w:color="auto" w:fill="FFFFFF"/>
-        <w:rPr>
-          <w:b/>
-          <w:bCs/>
-          <w:color w:val="000000"/>
-          <w:sz w:val="28"/>
-          <w:szCs w:val="28"/>
-        </w:rPr>
-      </w:pPr>
-      <w:r>
-        <w:rPr>
-          <w:sz w:val="18"/>
-          <w:szCs w:val="18"/>
-        </w:rPr>
-        <w:t xml:space="preserve">    </w:t>
-      </w:r>
-      <w:proofErr w:type="spellStart"/>
-      <w:r>
-        <w:rPr>
-          <w:b/>
-          <w:bCs/>
-          <w:color w:val="0033B3"/>
-          <w:sz w:val="28"/>
-          <w:szCs w:val="28"/>
-        </w:rPr>
-        <w:t>public</w:t>
-      </w:r>
-      <w:proofErr w:type="spellEnd"/>
-      <w:r>
-        <w:rPr>
-          <w:sz w:val="18"/>
-          <w:szCs w:val="18"/>
-        </w:rPr>
-        <w:t xml:space="preserve"> </w:t>
-      </w:r>
-      <w:proofErr w:type="gramStart"/>
-      <w:r>
-        <w:rPr>
-          <w:b/>
-          <w:bCs/>
-          <w:color w:val="00627A"/>
-          <w:sz w:val="28"/>
-          <w:szCs w:val="28"/>
-        </w:rPr>
-        <w:t>Gato</w:t>
-      </w:r>
-      <w:r>
-        <w:rPr>
-          <w:b/>
-          <w:bCs/>
-          <w:color w:val="000000"/>
-          <w:sz w:val="28"/>
-          <w:szCs w:val="28"/>
-        </w:rPr>
-        <w:t>(</w:t>
-      </w:r>
-      <w:proofErr w:type="spellStart"/>
-      <w:proofErr w:type="gramEnd"/>
-      <w:r>
-        <w:rPr>
-          <w:b/>
-          <w:bCs/>
-          <w:color w:val="000000"/>
-          <w:sz w:val="28"/>
-          <w:szCs w:val="28"/>
-        </w:rPr>
-        <w:t>String</w:t>
-      </w:r>
-      <w:proofErr w:type="spellEnd"/>
-      <w:r>
-        <w:rPr>
-          <w:b/>
-          <w:bCs/>
-          <w:color w:val="000000"/>
-          <w:sz w:val="28"/>
-          <w:szCs w:val="28"/>
-        </w:rPr>
-        <w:t xml:space="preserve"> nome) {</w:t>
+        </w:rPr>
+        <w:t>String nome) {</w:t>
       </w:r>
     </w:p>
     <w:p>
@@ -1579,7 +1540,7 @@
           <w:color w:val="385623" w:themeColor="accent6" w:themeShade="80"/>
           <w:sz w:val="28"/>
           <w:szCs w:val="28"/>
-          <w:lang w:val="en-US" w:eastAsia="pt-BR"/>
+          <w:lang w:eastAsia="pt-BR"/>
         </w:rPr>
       </w:pPr>
       <w:r>
@@ -1622,50 +1583,10 @@
           <w:color w:val="385623" w:themeColor="accent6" w:themeShade="80"/>
           <w:sz w:val="28"/>
           <w:szCs w:val="28"/>
-          <w:lang w:val="en-US" w:eastAsia="pt-BR"/>
-        </w:rPr>
-        <w:t xml:space="preserve">// </w:t>
-      </w:r>
-      <w:proofErr w:type="spellStart"/>
-      <w:r>
-        <w:rPr>
-          <w:rFonts w:ascii="Courier New" w:eastAsia="Times New Roman" w:hAnsi="Courier New" w:cs="Courier New"/>
-          <w:b/>
-          <w:bCs/>
-          <w:color w:val="385623" w:themeColor="accent6" w:themeShade="80"/>
-          <w:sz w:val="28"/>
-          <w:szCs w:val="28"/>
-          <w:lang w:val="en-US" w:eastAsia="pt-BR"/>
-        </w:rPr>
-        <w:t>Linha</w:t>
-      </w:r>
-      <w:proofErr w:type="spellEnd"/>
-      <w:r>
-        <w:rPr>
-          <w:rFonts w:ascii="Courier New" w:eastAsia="Times New Roman" w:hAnsi="Courier New" w:cs="Courier New"/>
-          <w:b/>
-          <w:bCs/>
-          <w:color w:val="385623" w:themeColor="accent6" w:themeShade="80"/>
-          <w:sz w:val="28"/>
-          <w:szCs w:val="28"/>
-          <w:lang w:val="en-US" w:eastAsia="pt-BR"/>
-        </w:rPr>
-        <w:t xml:space="preserve"> </w:t>
-      </w:r>
-      <w:proofErr w:type="spellStart"/>
-      <w:r>
-        <w:rPr>
-          <w:rFonts w:ascii="Courier New" w:eastAsia="Times New Roman" w:hAnsi="Courier New" w:cs="Courier New"/>
-          <w:b/>
-          <w:bCs/>
-          <w:color w:val="385623" w:themeColor="accent6" w:themeShade="80"/>
-          <w:sz w:val="28"/>
-          <w:szCs w:val="28"/>
-          <w:lang w:val="en-US" w:eastAsia="pt-BR"/>
-        </w:rPr>
-        <w:t>faltante</w:t>
-      </w:r>
-      <w:proofErr w:type="spellEnd"/>
+          <w:lang w:eastAsia="pt-BR"/>
+        </w:rPr>
+        <w:t>// Linha faltante</w:t>
+      </w:r>
     </w:p>
     <w:p>
       <w:pPr>
@@ -1765,17 +1686,12 @@
         <w:t xml:space="preserve">D) </w:t>
       </w:r>
       <w:proofErr w:type="spellStart"/>
-      <w:proofErr w:type="gramStart"/>
       <w:r>
         <w:t>extends</w:t>
       </w:r>
       <w:proofErr w:type="spellEnd"/>
       <w:r>
-        <w:t xml:space="preserve"> Animal</w:t>
-      </w:r>
-      <w:proofErr w:type="gramEnd"/>
-      <w:r>
-        <w:t>(nome);</w:t>
+        <w:t xml:space="preserve"> Animal(nome);</w:t>
       </w:r>
     </w:p>
     <w:p>
@@ -2670,15 +2586,7 @@
     </w:p>
     <w:p>
       <w:r>
-        <w:t xml:space="preserve">B) O erro ocorre porque o saldo deve ser obrigatoriamente do tipo </w:t>
-      </w:r>
-      <w:proofErr w:type="spellStart"/>
-      <w:r>
-        <w:t>String</w:t>
-      </w:r>
-      <w:proofErr w:type="spellEnd"/>
-      <w:r>
-        <w:t xml:space="preserve"> para ser impresso. </w:t>
+        <w:t xml:space="preserve">B) O erro ocorre porque o saldo deve ser obrigatoriamente do tipo String para ser impresso. </w:t>
       </w:r>
     </w:p>
     <w:p>
@@ -3042,20 +2950,18 @@
       </w:r>
     </w:p>
     <w:p/>
-    <w:p>
-      <w:r>
-        <w:rPr>
-          <w:b/>
-          <w:bCs/>
-        </w:rPr>
+    <w:p/>
+    <w:p>
+      <w:r>
+        <w:rPr>
+          <w:b/>
+          <w:bCs/>
+        </w:rPr>
+        <w:lastRenderedPageBreak/>
         <w:t>História 4:</w:t>
       </w:r>
       <w:r>
-        <w:t xml:space="preserve"> Um funcionário de RH recebeu uma mensagem de texto (SMS) que parecia ser do suporte técnico da empresa, informando que sua senha expiraria em uma hora. A mensagem </w:t>
-      </w:r>
-      <w:r>
-        <w:lastRenderedPageBreak/>
-        <w:t xml:space="preserve">continha um link para um site falso, idêntico ao portal da empresa, onde o funcionário acabou inserindo suas credenciais de acesso, que foram capturadas pelos criminosos. </w:t>
+        <w:t xml:space="preserve"> Um funcionário de RH recebeu uma mensagem de texto (SMS) que parecia ser do suporte técnico da empresa, informando que sua senha expiraria em uma hora. A mensagem continha um link para um site falso, idêntico ao portal da empresa, onde o funcionário acabou inserindo suas credenciais de acesso, que foram capturadas pelos criminosos. </w:t>
       </w:r>
     </w:p>
     <w:p>
@@ -3110,74 +3016,59 @@
         <w:t xml:space="preserve"> </w:t>
       </w:r>
     </w:p>
+    <w:p>
+      <w:pPr>
+        <w:pStyle w:val="Ttulo1"/>
+      </w:pPr>
+      <w:r>
+        <w:t xml:space="preserve">Analise as afirmações abaixo sobre </w:t>
+      </w:r>
+      <w:r>
+        <w:rPr>
+          <w:b/>
+          <w:bCs/>
+        </w:rPr>
+        <w:t>Classe</w:t>
+      </w:r>
+      <w:r>
+        <w:t xml:space="preserve"> e </w:t>
+      </w:r>
+      <w:r>
+        <w:rPr>
+          <w:b/>
+          <w:bCs/>
+        </w:rPr>
+        <w:t>Objeto</w:t>
+      </w:r>
+      <w:r>
+        <w:t xml:space="preserve"> e marque </w:t>
+      </w:r>
+      <w:r>
+        <w:rPr>
+          <w:b/>
+          <w:bCs/>
+        </w:rPr>
+        <w:t>(V)</w:t>
+      </w:r>
+      <w:r>
+        <w:t xml:space="preserve"> para Verdadeiro ou </w:t>
+      </w:r>
+      <w:r>
+        <w:rPr>
+          <w:b/>
+          <w:bCs/>
+        </w:rPr>
+        <w:t>(F)</w:t>
+      </w:r>
+      <w:r>
+        <w:t xml:space="preserve"> para Falso:</w:t>
+      </w:r>
+    </w:p>
     <w:p/>
     <w:p>
-      <w:pPr>
-        <w:pStyle w:val="Ttulo1"/>
-      </w:pPr>
-      <w:r>
-        <w:t xml:space="preserve">Analise as afirmações abaixo sobre </w:t>
-      </w:r>
-      <w:r>
-        <w:rPr>
-          <w:b/>
-          <w:bCs/>
-        </w:rPr>
-        <w:t>Classe</w:t>
-      </w:r>
-      <w:r>
-        <w:t xml:space="preserve"> e </w:t>
-      </w:r>
-      <w:r>
-        <w:rPr>
-          <w:b/>
-          <w:bCs/>
-        </w:rPr>
-        <w:t>Objeto</w:t>
-      </w:r>
-      <w:r>
-        <w:t xml:space="preserve"> e marque </w:t>
-      </w:r>
-      <w:r>
-        <w:rPr>
-          <w:b/>
-          <w:bCs/>
-        </w:rPr>
-        <w:t>(V)</w:t>
-      </w:r>
-      <w:r>
-        <w:t xml:space="preserve"> </w:t>
-      </w:r>
       <w:proofErr w:type="gramStart"/>
       <w:r>
-        <w:t>para Verdadeiro</w:t>
-      </w:r>
-      <w:proofErr w:type="gramEnd"/>
-      <w:r>
-        <w:t xml:space="preserve"> ou </w:t>
-      </w:r>
-      <w:r>
-        <w:rPr>
-          <w:b/>
-          <w:bCs/>
-        </w:rPr>
-        <w:t>(F)</w:t>
-      </w:r>
-      <w:r>
-        <w:t xml:space="preserve"> para Falso:</w:t>
-      </w:r>
-    </w:p>
-    <w:p/>
-    <w:p>
-      <w:proofErr w:type="gramStart"/>
-      <w:r>
-        <w:t>(</w:t>
-      </w:r>
-      <w:r>
-        <w:t xml:space="preserve">    </w:t>
-      </w:r>
-      <w:r>
-        <w:t>)</w:t>
+        <w:t>(    )</w:t>
       </w:r>
       <w:proofErr w:type="gramEnd"/>
       <w:r>
@@ -3488,6 +3379,7 @@
         </w:pBdr>
       </w:pPr>
       <w:r>
+        <w:lastRenderedPageBreak/>
         <w:t xml:space="preserve">D) </w:t>
       </w:r>
       <w:proofErr w:type="spellStart"/>
@@ -3520,7 +3412,6 @@
         <w:pStyle w:val="Ttulo1"/>
       </w:pPr>
       <w:r>
-        <w:lastRenderedPageBreak/>
         <w:t xml:space="preserve">Analise o código abaixo, que representa uma classe para gerenciar dispositivos em um inventário de TI. O objetivo é completar a </w:t>
       </w:r>
       <w:r>
@@ -3555,15 +3446,7 @@
         <w:t xml:space="preserve">3 </w:t>
       </w:r>
       <w:r>
-        <w:t xml:space="preserve">com a instanciação do objeto no método </w:t>
-      </w:r>
-      <w:proofErr w:type="spellStart"/>
-      <w:r>
-        <w:t>main</w:t>
-      </w:r>
-      <w:proofErr w:type="spellEnd"/>
-      <w:r>
-        <w:t>.</w:t>
+        <w:t>com a instanciação do objeto no método main.</w:t>
       </w:r>
     </w:p>
     <w:p>
